--- a/docs/lista_louvores/Textos_Louvores/GRANDE É O SENHOR (HINÁRIO VOZ DE MELODIA).docx
+++ b/docs/lista_louvores/Textos_Louvores/GRANDE É O SENHOR (HINÁRIO VOZ DE MELODIA).docx
@@ -1,10 +1,10 @@
 
 <file path=word/document.xml><?xml version="1.0" encoding="utf-8"?>
-<w:document xmlns:wpc="http://schemas.microsoft.com/office/word/2010/wordprocessingCanvas" xmlns:cx="http://schemas.microsoft.com/office/drawing/2014/chartex" xmlns:cx1="http://schemas.microsoft.com/office/drawing/2015/9/8/chartex" xmlns:cx2="http://schemas.microsoft.com/office/drawing/2015/10/21/chartex" xmlns:cx3="http://schemas.microsoft.com/office/drawing/2016/5/9/chartex" xmlns:cx4="http://schemas.microsoft.com/office/drawing/2016/5/10/chartex" xmlns:cx5="http://schemas.microsoft.com/office/drawing/2016/5/11/chartex" xmlns:cx6="http://schemas.microsoft.com/office/drawing/2016/5/12/chartex" xmlns:cx7="http://schemas.microsoft.com/office/drawing/2016/5/13/chartex" xmlns:cx8="http://schemas.microsoft.com/office/drawing/2016/5/14/chartex" xmlns:mc="http://schemas.openxmlformats.org/markup-compatibility/2006" xmlns:aink="http://schemas.microsoft.com/office/drawing/2016/ink" xmlns:am3d="http://schemas.microsoft.com/office/drawing/2017/model3d" xmlns:o="urn:schemas-microsoft-com:office:office" xmlns:oel="http://schemas.microsoft.com/office/2019/extlst" xmlns:r="http://schemas.openxmlformats.org/officeDocument/2006/relationships" xmlns:m="http://schemas.openxmlformats.org/officeDocument/2006/math" xmlns:v="urn:schemas-microsoft-com:vml" xmlns:wp14="http://schemas.microsoft.com/office/word/2010/wordprocessingDrawing" xmlns:wp="http://schemas.openxmlformats.org/drawingml/2006/wordprocessingDrawing" xmlns:w10="urn:schemas-microsoft-com:office:word" xmlns:w="http://schemas.openxmlformats.org/wordprocessingml/2006/main" xmlns:w14="http://schemas.microsoft.com/office/word/2010/wordml" xmlns:w15="http://schemas.microsoft.com/office/word/2012/wordml" xmlns:w16cex="http://schemas.microsoft.com/office/word/2018/wordml/cex" xmlns:w16cid="http://schemas.microsoft.com/office/word/2016/wordml/cid" xmlns:w16="http://schemas.microsoft.com/office/word/2018/wordml" xmlns:w16du="http://schemas.microsoft.com/office/word/2023/wordml/word16du" xmlns:w16sdtdh="http://schemas.microsoft.com/office/word/2020/wordml/sdtdatahash" xmlns:w16se="http://schemas.microsoft.com/office/word/2015/wordml/symex" xmlns:wpg="http://schemas.microsoft.com/office/word/2010/wordprocessingGroup" xmlns:wpi="http://schemas.microsoft.com/office/word/2010/wordprocessingInk" xmlns:wne="http://schemas.microsoft.com/office/word/2006/wordml" xmlns:wps="http://schemas.microsoft.com/office/word/2010/wordprocessingShape" mc:Ignorable="w14 w15 w16se w16cid w16 w16cex w16sdtdh w16du wp14">
+<w:document xmlns:wpc="http://schemas.microsoft.com/office/word/2010/wordprocessingCanvas" xmlns:cx="http://schemas.microsoft.com/office/drawing/2014/chartex" xmlns:cx1="http://schemas.microsoft.com/office/drawing/2015/9/8/chartex" xmlns:cx2="http://schemas.microsoft.com/office/drawing/2015/10/21/chartex" xmlns:cx3="http://schemas.microsoft.com/office/drawing/2016/5/9/chartex" xmlns:cx4="http://schemas.microsoft.com/office/drawing/2016/5/10/chartex" xmlns:cx5="http://schemas.microsoft.com/office/drawing/2016/5/11/chartex" xmlns:cx6="http://schemas.microsoft.com/office/drawing/2016/5/12/chartex" xmlns:cx7="http://schemas.microsoft.com/office/drawing/2016/5/13/chartex" xmlns:cx8="http://schemas.microsoft.com/office/drawing/2016/5/14/chartex" xmlns:mc="http://schemas.openxmlformats.org/markup-compatibility/2006" xmlns:aink="http://schemas.microsoft.com/office/drawing/2016/ink" xmlns:am3d="http://schemas.microsoft.com/office/drawing/2017/model3d" xmlns:o="urn:schemas-microsoft-com:office:office" xmlns:oel="http://schemas.microsoft.com/office/2019/extlst" xmlns:r="http://schemas.openxmlformats.org/officeDocument/2006/relationships" xmlns:m="http://schemas.openxmlformats.org/officeDocument/2006/math" xmlns:v="urn:schemas-microsoft-com:vml" xmlns:wp14="http://schemas.microsoft.com/office/word/2010/wordprocessingDrawing" xmlns:wp="http://schemas.openxmlformats.org/drawingml/2006/wordprocessingDrawing" xmlns:w10="urn:schemas-microsoft-com:office:word" xmlns:w="http://schemas.openxmlformats.org/wordprocessingml/2006/main" xmlns:w14="http://schemas.microsoft.com/office/word/2010/wordml" xmlns:w15="http://schemas.microsoft.com/office/word/2012/wordml" xmlns:w16cex="http://schemas.microsoft.com/office/word/2018/wordml/cex" xmlns:w16cid="http://schemas.microsoft.com/office/word/2016/wordml/cid" xmlns:w16="http://schemas.microsoft.com/office/word/2018/wordml" xmlns:w16du="http://schemas.microsoft.com/office/word/2023/wordml/word16du" xmlns:w16sdtdh="http://schemas.microsoft.com/office/word/2020/wordml/sdtdatahash" xmlns:w16sdtfl="http://schemas.microsoft.com/office/word/2024/wordml/sdtformatlock" xmlns:w16se="http://schemas.microsoft.com/office/word/2015/wordml/symex" xmlns:wpg="http://schemas.microsoft.com/office/word/2010/wordprocessingGroup" xmlns:wpi="http://schemas.microsoft.com/office/word/2010/wordprocessingInk" xmlns:wne="http://schemas.microsoft.com/office/word/2006/wordml" xmlns:wps="http://schemas.microsoft.com/office/word/2010/wordprocessingShape" mc:Ignorable="w14 w15 w16se w16cid w16 w16cex w16sdtdh w16sdtfl w16du wp14">
   <w:body>
     <w:p>
       <w:pPr>
-        <w:pStyle w:val="SemEspaamento"/>
+        <w:pStyle w:val="Ttulo1"/>
       </w:pPr>
       <w:r>
         <w:t>GRANDE É O SENHOR</w:t>
@@ -16,8 +16,9 @@
     <w:p>
       <w:pPr>
         <w:pStyle w:val="SemEspaamento"/>
-        <w:spacing w:after="0"/>
-        <w:rPr>
+        <w:spacing w:before="0"/>
+        <w:rPr>
+          <w:rFonts w:ascii="Times New Roman" w:hAnsi="Times New Roman" w:cs="Times New Roman"/>
           <w:sz w:val="24"/>
           <w:szCs w:val="24"/>
           <w:u w:val="none"/>
@@ -26,6 +27,7 @@
       </w:pPr>
       <w:r>
         <w:rPr>
+          <w:rFonts w:ascii="Times New Roman" w:hAnsi="Times New Roman" w:cs="Times New Roman"/>
           <w:sz w:val="24"/>
           <w:szCs w:val="24"/>
           <w:u w:val="none"/>
@@ -35,6 +37,7 @@
       <w:proofErr w:type="gramStart"/>
       <w:r>
         <w:rPr>
+          <w:rFonts w:ascii="Times New Roman" w:hAnsi="Times New Roman" w:cs="Times New Roman"/>
           <w:sz w:val="24"/>
           <w:szCs w:val="24"/>
           <w:u w:val="none"/>
@@ -44,6 +47,7 @@
       <w:proofErr w:type="gramEnd"/>
       <w:r>
         <w:rPr>
+          <w:rFonts w:ascii="Times New Roman" w:hAnsi="Times New Roman" w:cs="Times New Roman"/>
           <w:sz w:val="24"/>
           <w:szCs w:val="24"/>
           <w:u w:val="none"/>
@@ -52,6 +56,7 @@
       </w:r>
       <w:r>
         <w:rPr>
+          <w:rFonts w:ascii="Times New Roman" w:hAnsi="Times New Roman" w:cs="Times New Roman"/>
           <w:sz w:val="24"/>
           <w:szCs w:val="24"/>
           <w:u w:val="none"/>
@@ -61,6 +66,7 @@
       </w:r>
       <w:r>
         <w:rPr>
+          <w:rFonts w:ascii="Times New Roman" w:hAnsi="Times New Roman" w:cs="Times New Roman"/>
           <w:sz w:val="24"/>
           <w:szCs w:val="24"/>
           <w:u w:val="none"/>
@@ -72,8 +78,9 @@
     <w:p>
       <w:pPr>
         <w:pStyle w:val="SemEspaamento"/>
-        <w:spacing w:after="0"/>
-        <w:rPr>
+        <w:spacing w:before="0"/>
+        <w:rPr>
+          <w:rFonts w:ascii="Times New Roman" w:hAnsi="Times New Roman" w:cs="Times New Roman"/>
           <w:sz w:val="24"/>
           <w:szCs w:val="24"/>
           <w:u w:val="none"/>
@@ -81,6 +88,7 @@
       </w:pPr>
       <w:r>
         <w:rPr>
+          <w:rFonts w:ascii="Times New Roman" w:hAnsi="Times New Roman" w:cs="Times New Roman"/>
           <w:sz w:val="24"/>
           <w:szCs w:val="24"/>
           <w:u w:val="none"/>
@@ -89,6 +97,7 @@
       </w:r>
       <w:r>
         <w:rPr>
+          <w:rFonts w:ascii="Times New Roman" w:hAnsi="Times New Roman" w:cs="Times New Roman"/>
           <w:sz w:val="24"/>
           <w:szCs w:val="24"/>
           <w:u w:val="none"/>
@@ -98,6 +107,7 @@
       </w:r>
       <w:r>
         <w:rPr>
+          <w:rFonts w:ascii="Times New Roman" w:hAnsi="Times New Roman" w:cs="Times New Roman"/>
           <w:sz w:val="24"/>
           <w:szCs w:val="24"/>
           <w:u w:val="none"/>
@@ -109,8 +119,9 @@
     <w:p>
       <w:pPr>
         <w:pStyle w:val="SemEspaamento"/>
-        <w:spacing w:after="0"/>
-        <w:rPr>
+        <w:spacing w:before="0"/>
+        <w:rPr>
+          <w:rFonts w:ascii="Times New Roman" w:hAnsi="Times New Roman" w:cs="Times New Roman"/>
           <w:b/>
           <w:iCs/>
           <w:sz w:val="24"/>
@@ -120,6 +131,7 @@
       </w:pPr>
       <w:r>
         <w:rPr>
+          <w:rFonts w:ascii="Times New Roman" w:hAnsi="Times New Roman" w:cs="Times New Roman"/>
           <w:b/>
           <w:iCs/>
           <w:sz w:val="24"/>
@@ -130,6 +142,7 @@
       </w:r>
       <w:r>
         <w:rPr>
+          <w:rFonts w:ascii="Times New Roman" w:hAnsi="Times New Roman" w:cs="Times New Roman"/>
           <w:b/>
           <w:iCs/>
           <w:sz w:val="24"/>
@@ -138,15 +151,128 @@
         </w:rPr>
         <w:br/>
         <w:t>Sobre toda a terra reina em altivez</w:t>
+      </w:r>
+      <w:r>
+        <w:rPr>
+          <w:rFonts w:ascii="Times New Roman" w:hAnsi="Times New Roman" w:cs="Times New Roman"/>
+          <w:b/>
+          <w:iCs/>
+          <w:sz w:val="24"/>
+          <w:szCs w:val="24"/>
+          <w:u w:val="none"/>
+        </w:rPr>
+        <w:br/>
+      </w:r>
+      <w:r>
+        <w:rPr>
+          <w:rFonts w:ascii="Times New Roman" w:hAnsi="Times New Roman" w:cs="Times New Roman"/>
+          <w:b/>
+          <w:iCs/>
+          <w:sz w:val="24"/>
+          <w:szCs w:val="24"/>
+          <w:u w:val="none"/>
+        </w:rPr>
+        <w:t>Grande é o Senhor em santidade</w:t>
+      </w:r>
+      <w:r>
+        <w:rPr>
+          <w:rFonts w:ascii="Times New Roman" w:hAnsi="Times New Roman" w:cs="Times New Roman"/>
+          <w:b/>
+          <w:iCs/>
+          <w:sz w:val="24"/>
+          <w:szCs w:val="24"/>
+          <w:u w:val="none"/>
+        </w:rPr>
+        <w:br/>
+        <w:t>Céus e terra cumprem Suas leis</w:t>
+      </w:r>
+      <w:r>
+        <w:rPr>
+          <w:rFonts w:ascii="Times New Roman" w:hAnsi="Times New Roman" w:cs="Times New Roman"/>
+          <w:b/>
+          <w:iCs/>
+          <w:sz w:val="24"/>
+          <w:szCs w:val="24"/>
+          <w:u w:val="none"/>
+        </w:rPr>
+        <w:br/>
+      </w:r>
+      <w:r>
+        <w:rPr>
+          <w:rFonts w:ascii="Times New Roman" w:hAnsi="Times New Roman" w:cs="Times New Roman"/>
+          <w:b/>
+          <w:iCs/>
+          <w:sz w:val="24"/>
+          <w:szCs w:val="24"/>
+          <w:u w:val="none"/>
+        </w:rPr>
+        <w:t>Criou o mundo e o fez viver,</w:t>
+      </w:r>
+      <w:r>
+        <w:rPr>
+          <w:rFonts w:ascii="Times New Roman" w:hAnsi="Times New Roman" w:cs="Times New Roman"/>
+          <w:b/>
+          <w:iCs/>
+          <w:sz w:val="24"/>
+          <w:szCs w:val="24"/>
+          <w:u w:val="none"/>
+        </w:rPr>
+        <w:br/>
+        <w:t>O dia faz nascer</w:t>
+      </w:r>
+      <w:r>
+        <w:rPr>
+          <w:rFonts w:ascii="Times New Roman" w:hAnsi="Times New Roman" w:cs="Times New Roman"/>
+          <w:b/>
+          <w:iCs/>
+          <w:sz w:val="24"/>
+          <w:szCs w:val="24"/>
+          <w:u w:val="none"/>
+        </w:rPr>
+        <w:br/>
+        <w:t>Mostrando a imensidão do Seu poder</w:t>
+      </w:r>
+      <w:r>
+        <w:rPr>
+          <w:rFonts w:ascii="Times New Roman" w:hAnsi="Times New Roman" w:cs="Times New Roman"/>
+          <w:b/>
+          <w:iCs/>
+          <w:sz w:val="24"/>
+          <w:szCs w:val="24"/>
+          <w:u w:val="none"/>
+        </w:rPr>
+        <w:br/>
+      </w:r>
+      <w:r>
+        <w:rPr>
+          <w:rFonts w:ascii="Times New Roman" w:hAnsi="Times New Roman" w:cs="Times New Roman"/>
+          <w:b/>
+          <w:iCs/>
+          <w:sz w:val="24"/>
+          <w:szCs w:val="24"/>
+          <w:u w:val="none"/>
+        </w:rPr>
+        <w:t xml:space="preserve">Grande é o Senhor, em majestade. </w:t>
+      </w:r>
+      <w:r>
+        <w:rPr>
+          <w:rFonts w:ascii="Times New Roman" w:hAnsi="Times New Roman" w:cs="Times New Roman"/>
+          <w:b/>
+          <w:iCs/>
+          <w:sz w:val="24"/>
+          <w:szCs w:val="24"/>
+          <w:u w:val="none"/>
+        </w:rPr>
+        <w:br/>
+        <w:t>Grande é o Senhor!</w:t>
       </w:r>
     </w:p>
     <w:p>
       <w:pPr>
         <w:pStyle w:val="SemEspaamento"/>
-        <w:spacing w:after="0"/>
-        <w:rPr>
-          <w:b/>
-          <w:iCs/>
+        <w:spacing w:before="0"/>
+        <w:rPr>
+          <w:rFonts w:ascii="Times New Roman" w:hAnsi="Times New Roman" w:cs="Times New Roman"/>
           <w:sz w:val="24"/>
           <w:szCs w:val="24"/>
           <w:u w:val="none"/>
@@ -154,33 +280,69 @@
       </w:pPr>
       <w:r>
         <w:rPr>
-          <w:b/>
-          <w:iCs/>
-          <w:sz w:val="24"/>
-          <w:szCs w:val="24"/>
-          <w:u w:val="none"/>
-        </w:rPr>
-        <w:t>Grande é o Senhor em santidade</w:t>
-      </w:r>
-      <w:r>
-        <w:rPr>
-          <w:b/>
-          <w:iCs/>
+          <w:rFonts w:ascii="Times New Roman" w:hAnsi="Times New Roman" w:cs="Times New Roman"/>
+          <w:sz w:val="24"/>
+          <w:szCs w:val="24"/>
+          <w:u w:val="none"/>
+        </w:rPr>
+        <w:t>Quem viu em nós pecado</w:t>
+      </w:r>
+      <w:r>
+        <w:rPr>
+          <w:rFonts w:ascii="Times New Roman" w:hAnsi="Times New Roman" w:cs="Times New Roman"/>
           <w:sz w:val="24"/>
           <w:szCs w:val="24"/>
           <w:u w:val="none"/>
         </w:rPr>
         <w:br/>
-        <w:t>Céus e terra cumprem Suas leis</w:t>
+        <w:t>Que à perdição conduz?</w:t>
+      </w:r>
+      <w:r>
+        <w:rPr>
+          <w:rFonts w:ascii="Times New Roman" w:hAnsi="Times New Roman" w:cs="Times New Roman"/>
+          <w:sz w:val="24"/>
+          <w:szCs w:val="24"/>
+          <w:u w:val="none"/>
+        </w:rPr>
+        <w:br/>
+        <w:t>Quem não fez caso de ser Deus,</w:t>
+      </w:r>
+      <w:r>
+        <w:rPr>
+          <w:rFonts w:ascii="Times New Roman" w:hAnsi="Times New Roman" w:cs="Times New Roman"/>
+          <w:sz w:val="24"/>
+          <w:szCs w:val="24"/>
+          <w:u w:val="none"/>
+        </w:rPr>
+        <w:br/>
+      </w:r>
+      <w:proofErr w:type="gramStart"/>
+      <w:r>
+        <w:rPr>
+          <w:rFonts w:ascii="Times New Roman" w:hAnsi="Times New Roman" w:cs="Times New Roman"/>
+          <w:sz w:val="24"/>
+          <w:szCs w:val="24"/>
+          <w:u w:val="none"/>
+        </w:rPr>
+        <w:t>Pra</w:t>
+      </w:r>
+      <w:proofErr w:type="gramEnd"/>
+      <w:r>
+        <w:rPr>
+          <w:rFonts w:ascii="Times New Roman" w:hAnsi="Times New Roman" w:cs="Times New Roman"/>
+          <w:sz w:val="24"/>
+          <w:szCs w:val="24"/>
+          <w:u w:val="none"/>
+        </w:rPr>
+        <w:t xml:space="preserve"> vir morrer na cruz?</w:t>
       </w:r>
     </w:p>
     <w:p>
       <w:pPr>
         <w:pStyle w:val="SemEspaamento"/>
-        <w:spacing w:after="0"/>
-        <w:rPr>
-          <w:b/>
-          <w:iCs/>
+        <w:spacing w:before="0"/>
+        <w:rPr>
+          <w:rFonts w:ascii="Times New Roman" w:hAnsi="Times New Roman" w:cs="Times New Roman"/>
           <w:sz w:val="24"/>
           <w:szCs w:val="24"/>
           <w:u w:val="none"/>
@@ -188,44 +350,41 @@
       </w:pPr>
       <w:r>
         <w:rPr>
-          <w:b/>
-          <w:iCs/>
-          <w:sz w:val="24"/>
-          <w:szCs w:val="24"/>
-          <w:u w:val="none"/>
-        </w:rPr>
-        <w:t>Criou o mundo e o fez viver,</w:t>
-      </w:r>
-      <w:r>
-        <w:rPr>
-          <w:b/>
-          <w:iCs/>
+          <w:rFonts w:ascii="Times New Roman" w:hAnsi="Times New Roman" w:cs="Times New Roman"/>
+          <w:sz w:val="24"/>
+          <w:szCs w:val="24"/>
+          <w:u w:val="none"/>
+        </w:rPr>
+        <w:t xml:space="preserve">Quem não ficou na morte, em glória reviveu? </w:t>
+      </w:r>
+      <w:r>
+        <w:rPr>
+          <w:rFonts w:ascii="Times New Roman" w:hAnsi="Times New Roman" w:cs="Times New Roman"/>
           <w:sz w:val="24"/>
           <w:szCs w:val="24"/>
           <w:u w:val="none"/>
         </w:rPr>
         <w:br/>
-        <w:t>O dia faz nascer</w:t>
-      </w:r>
-      <w:r>
-        <w:rPr>
-          <w:b/>
-          <w:iCs/>
+        <w:t>Poder assim só um detém:</w:t>
+      </w:r>
+      <w:r>
+        <w:rPr>
+          <w:rFonts w:ascii="Times New Roman" w:hAnsi="Times New Roman" w:cs="Times New Roman"/>
           <w:sz w:val="24"/>
           <w:szCs w:val="24"/>
           <w:u w:val="none"/>
         </w:rPr>
         <w:br/>
-        <w:t>Mostrando a imensidão do Seu poder</w:t>
+        <w:t>Ele é Deus, e mais ninguém</w:t>
       </w:r>
     </w:p>
     <w:p>
       <w:pPr>
         <w:pStyle w:val="SemEspaamento"/>
-        <w:spacing w:after="0"/>
-        <w:rPr>
+        <w:spacing w:before="0"/>
+        <w:rPr>
+          <w:rFonts w:ascii="Times New Roman" w:hAnsi="Times New Roman" w:cs="Times New Roman"/>
           <w:b/>
-          <w:iCs/>
           <w:sz w:val="24"/>
           <w:szCs w:val="24"/>
           <w:u w:val="none"/>
@@ -233,131 +392,15 @@
       </w:pPr>
       <w:r>
         <w:rPr>
+          <w:rFonts w:ascii="Times New Roman" w:hAnsi="Times New Roman" w:cs="Times New Roman"/>
           <w:b/>
-          <w:iCs/>
-          <w:sz w:val="24"/>
-          <w:szCs w:val="24"/>
-          <w:u w:val="none"/>
-        </w:rPr>
-        <w:t xml:space="preserve">Grande é o Senhor, em majestade. </w:t>
-      </w:r>
-      <w:r>
-        <w:rPr>
-          <w:b/>
-          <w:iCs/>
-          <w:sz w:val="24"/>
-          <w:szCs w:val="24"/>
-          <w:u w:val="none"/>
-        </w:rPr>
-        <w:br/>
-        <w:t>Grande é o Senhor!</w:t>
+          <w:sz w:val="24"/>
+          <w:szCs w:val="24"/>
+          <w:u w:val="none"/>
+        </w:rPr>
+        <w:t>[REFRÃO]</w:t>
       </w:r>
     </w:p>
-    <w:p>
-      <w:pPr>
-        <w:pStyle w:val="SemEspaamento"/>
-        <w:spacing w:after="0"/>
-        <w:rPr>
-          <w:sz w:val="24"/>
-          <w:szCs w:val="24"/>
-          <w:u w:val="none"/>
-        </w:rPr>
-      </w:pPr>
-      <w:r>
-        <w:rPr>
-          <w:sz w:val="24"/>
-          <w:szCs w:val="24"/>
-          <w:u w:val="none"/>
-        </w:rPr>
-        <w:t>Quem viu em nós pecado</w:t>
-      </w:r>
-      <w:r>
-        <w:rPr>
-          <w:sz w:val="24"/>
-          <w:szCs w:val="24"/>
-          <w:u w:val="none"/>
-        </w:rPr>
-        <w:br/>
-        <w:t>Que à perdição conduz?</w:t>
-      </w:r>
-      <w:r>
-        <w:rPr>
-          <w:sz w:val="24"/>
-          <w:szCs w:val="24"/>
-          <w:u w:val="none"/>
-        </w:rPr>
-        <w:br/>
-        <w:t>Quem não fez caso de ser Deus,</w:t>
-      </w:r>
-      <w:r>
-        <w:rPr>
-          <w:sz w:val="24"/>
-          <w:szCs w:val="24"/>
-          <w:u w:val="none"/>
-        </w:rPr>
-        <w:br/>
-        <w:t>Pra vir morrer na cruz?</w:t>
-      </w:r>
-    </w:p>
-    <w:p>
-      <w:pPr>
-        <w:pStyle w:val="SemEspaamento"/>
-        <w:spacing w:after="0"/>
-        <w:rPr>
-          <w:sz w:val="24"/>
-          <w:szCs w:val="24"/>
-          <w:u w:val="none"/>
-        </w:rPr>
-      </w:pPr>
-      <w:r>
-        <w:rPr>
-          <w:sz w:val="24"/>
-          <w:szCs w:val="24"/>
-          <w:u w:val="none"/>
-        </w:rPr>
-        <w:t xml:space="preserve">Quem não ficou na morte, em glória reviveu? </w:t>
-      </w:r>
-      <w:r>
-        <w:rPr>
-          <w:sz w:val="24"/>
-          <w:szCs w:val="24"/>
-          <w:u w:val="none"/>
-        </w:rPr>
-        <w:br/>
-        <w:t>Poder assim só um detém:</w:t>
-      </w:r>
-      <w:r>
-        <w:rPr>
-          <w:sz w:val="24"/>
-          <w:szCs w:val="24"/>
-          <w:u w:val="none"/>
-        </w:rPr>
-        <w:br/>
-        <w:t>Ele é Deus, e mais ninguém</w:t>
-      </w:r>
-    </w:p>
-    <w:p>
-      <w:pPr>
-        <w:pStyle w:val="SemEspaamento"/>
-        <w:spacing w:after="0"/>
-        <w:rPr>
-          <w:b/>
-          <w:sz w:val="24"/>
-          <w:szCs w:val="24"/>
-          <w:u w:val="none"/>
-        </w:rPr>
-      </w:pPr>
-      <w:r>
-        <w:rPr>
-          <w:b/>
-          <w:sz w:val="24"/>
-          <w:szCs w:val="24"/>
-          <w:u w:val="none"/>
-        </w:rPr>
-        <w:t>[REFRÃO]</w:t>
-      </w:r>
-    </w:p>
-    <w:p/>
     <w:sectPr>
       <w:pgSz w:w="11906" w:h="16838"/>
       <w:pgMar w:top="1417" w:right="1701" w:bottom="1417" w:left="1701" w:header="708" w:footer="708" w:gutter="0"/>
@@ -369,7 +412,7 @@
 </file>
 
 <file path=word/styles.xml><?xml version="1.0" encoding="utf-8"?>
-<w:styles xmlns:mc="http://schemas.openxmlformats.org/markup-compatibility/2006" xmlns:r="http://schemas.openxmlformats.org/officeDocument/2006/relationships" xmlns:w="http://schemas.openxmlformats.org/wordprocessingml/2006/main" xmlns:w14="http://schemas.microsoft.com/office/word/2010/wordml" xmlns:w15="http://schemas.microsoft.com/office/word/2012/wordml" xmlns:w16cex="http://schemas.microsoft.com/office/word/2018/wordml/cex" xmlns:w16cid="http://schemas.microsoft.com/office/word/2016/wordml/cid" xmlns:w16="http://schemas.microsoft.com/office/word/2018/wordml" xmlns:w16du="http://schemas.microsoft.com/office/word/2023/wordml/word16du" xmlns:w16sdtdh="http://schemas.microsoft.com/office/word/2020/wordml/sdtdatahash" xmlns:w16se="http://schemas.microsoft.com/office/word/2015/wordml/symex" mc:Ignorable="w14 w15 w16se w16cid w16 w16cex w16sdtdh w16du">
+<w:styles xmlns:mc="http://schemas.openxmlformats.org/markup-compatibility/2006" xmlns:r="http://schemas.openxmlformats.org/officeDocument/2006/relationships" xmlns:w="http://schemas.openxmlformats.org/wordprocessingml/2006/main" xmlns:w14="http://schemas.microsoft.com/office/word/2010/wordml" xmlns:w15="http://schemas.microsoft.com/office/word/2012/wordml" xmlns:w16cex="http://schemas.microsoft.com/office/word/2018/wordml/cex" xmlns:w16cid="http://schemas.microsoft.com/office/word/2016/wordml/cid" xmlns:w16="http://schemas.microsoft.com/office/word/2018/wordml" xmlns:w16du="http://schemas.microsoft.com/office/word/2023/wordml/word16du" xmlns:w16sdtdh="http://schemas.microsoft.com/office/word/2020/wordml/sdtdatahash" xmlns:w16sdtfl="http://schemas.microsoft.com/office/word/2024/wordml/sdtformatlock" xmlns:w16se="http://schemas.microsoft.com/office/word/2015/wordml/symex" mc:Ignorable="w14 w15 w16se w16cid w16 w16cex w16sdtdh w16sdtfl w16du">
   <w:docDefaults>
     <w:rPrDefault>
       <w:rPr>
